--- a/ServiceApp/src/main/resources/templates/pv_predare_primire.docx
+++ b/ServiceApp/src/main/resources/templates/pv_predare_primire.docx
@@ -570,25 +570,7 @@
                 <w:bCs/>
                 <w:lang w:val="ro-RO"/>
               </w:rPr>
-              <w:t>${</w:t>
-            </w:r>
-            <w:r>
-              <w:rPr>
-                <w:rFonts w:ascii="Aptos" w:hAnsi="Aptos"/>
-                <w:b/>
-                <w:bCs/>
-                <w:lang w:val="ro-RO"/>
-              </w:rPr>
-              <w:t>equipmentName</w:t>
-            </w:r>
-            <w:r>
-              <w:rPr>
-                <w:rFonts w:ascii="Aptos" w:hAnsi="Aptos"/>
-                <w:b/>
-                <w:bCs/>
-                <w:lang w:val="ro-RO"/>
-              </w:rPr>
-              <w:t>}</w:t>
+              <w:t>${equipmentName}</w:t>
             </w:r>
           </w:p>
         </w:tc>
@@ -773,7 +755,7 @@
       </w:pPr>
       <w:r>
         <w:drawing>
-          <wp:anchor behindDoc="1" distT="0" distB="0" distL="0" distR="0" simplePos="0" locked="0" layoutInCell="0" allowOverlap="1" relativeHeight="6">
+          <wp:anchor behindDoc="1" distT="0" distB="0" distL="0" distR="0" simplePos="0" locked="0" layoutInCell="0" allowOverlap="1" relativeHeight="4">
             <wp:simplePos x="0" y="0"/>
             <wp:positionH relativeFrom="margin">
               <wp:posOffset>552450</wp:posOffset>
@@ -836,7 +818,16 @@
           <w:szCs w:val="24"/>
           <w:lang w:val="ro-RO"/>
         </w:rPr>
-        <w:t xml:space="preserve">                                                                     </w:t>
+        <w:t xml:space="preserve">                                                                 </w:t>
+      </w:r>
+      <w:r>
+        <w:rPr>
+          <w:rFonts w:cs="Calibri"/>
+          <w:sz w:val="24"/>
+          <w:szCs w:val="24"/>
+          <w:lang w:val="ro-RO"/>
+        </w:rPr>
+        <w:t>$</w:t>
       </w:r>
       <w:r>
         <w:rPr>
@@ -847,7 +838,7 @@
           <w:szCs w:val="24"/>
           <w:lang w:val="ro-RO"/>
         </w:rPr>
-        <w:t>${customerName}</w:t>
+        <w:t>{customerName}</w:t>
       </w:r>
       <w:r>
         <w:rPr>
@@ -909,447 +900,31 @@
   <w:p>
     <w:pPr>
       <w:pStyle w:val="Footer"/>
+      <w:jc w:val="center"/>
       <w:rPr/>
     </w:pPr>
+    <w:bookmarkStart w:id="1" w:name="PageNumWizard_FOOTER_Default_Page_Style1"/>
     <w:r>
       <w:rPr/>
-      <mc:AlternateContent>
-        <mc:Choice Requires="wps">
-          <w:drawing>
-            <wp:anchor behindDoc="1" distT="0" distB="5715" distL="0" distR="0" simplePos="0" locked="0" layoutInCell="1" allowOverlap="1" relativeHeight="3" wp14:anchorId="0DC26804">
-              <wp:simplePos x="0" y="0"/>
-              <wp:positionH relativeFrom="column">
-                <wp:posOffset>-1339850</wp:posOffset>
-              </wp:positionH>
-              <wp:positionV relativeFrom="paragraph">
-                <wp:posOffset>-565785</wp:posOffset>
-              </wp:positionV>
-              <wp:extent cx="2360295" cy="923290"/>
-              <wp:effectExtent l="0" t="0" r="0" b="5712"/>
-              <wp:wrapNone/>
-              <wp:docPr id="4" name="Text Box 2"/>
-              <a:graphic xmlns:a="http://schemas.openxmlformats.org/drawingml/2006/main">
-                <a:graphicData uri="http://schemas.microsoft.com/office/word/2010/wordprocessingShape">
-                  <wps:wsp>
-                    <wps:cNvSpPr/>
-                    <wps:spPr>
-                      <a:xfrm>
-                        <a:off x="0" y="0"/>
-                        <a:ext cx="2360160" cy="923400"/>
-                      </a:xfrm>
-                      <a:prstGeom prst="rect">
-                        <a:avLst/>
-                      </a:prstGeom>
-                      <a:noFill/>
-                      <a:ln w="0">
-                        <a:noFill/>
-                      </a:ln>
-                    </wps:spPr>
-                    <wps:style>
-                      <a:lnRef idx="0"/>
-                      <a:fillRef idx="0"/>
-                      <a:effectRef idx="0"/>
-                      <a:fontRef idx="minor"/>
-                    </wps:style>
-                    <wps:txbx>
-                      <w:txbxContent>
-                        <w:p>
-                          <w:pPr>
-                            <w:pStyle w:val="FrameContents"/>
-                            <w:spacing w:lineRule="auto" w:line="240" w:before="0" w:after="0"/>
-                            <w:jc w:val="right"/>
-                            <w:rPr>
-                              <w:rFonts w:ascii="Aptos" w:hAnsi="Aptos" w:cs="Calibri"/>
-                              <w:sz w:val="12"/>
-                              <w:szCs w:val="12"/>
-                            </w:rPr>
-                          </w:pPr>
-                          <w:r>
-                            <w:rPr>
-                              <w:rFonts w:cs="Calibri" w:ascii="Aptos" w:hAnsi="Aptos"/>
-                              <w:sz w:val="12"/>
-                              <w:szCs w:val="12"/>
-                            </w:rPr>
-                            <w:t>Gursk Medica SRL</w:t>
-                          </w:r>
-                        </w:p>
-                        <w:p>
-                          <w:pPr>
-                            <w:pStyle w:val="FrameContents"/>
-                            <w:spacing w:lineRule="auto" w:line="240" w:before="0" w:after="0"/>
-                            <w:jc w:val="right"/>
-                            <w:rPr>
-                              <w:rFonts w:ascii="Aptos" w:hAnsi="Aptos" w:cs="Calibri"/>
-                              <w:sz w:val="12"/>
-                              <w:szCs w:val="12"/>
-                            </w:rPr>
-                          </w:pPr>
-                          <w:r>
-                            <w:rPr>
-                              <w:rFonts w:cs="Calibri" w:ascii="Aptos" w:hAnsi="Aptos"/>
-                              <w:sz w:val="12"/>
-                              <w:szCs w:val="12"/>
-                            </w:rPr>
-                            <w:t>Str. Căpitan Alexandru Șerbănescu</w:t>
-                          </w:r>
-                        </w:p>
-                        <w:p>
-                          <w:pPr>
-                            <w:pStyle w:val="FrameContents"/>
-                            <w:spacing w:lineRule="auto" w:line="240" w:before="0" w:after="0"/>
-                            <w:jc w:val="right"/>
-                            <w:rPr>
-                              <w:rFonts w:ascii="Aptos" w:hAnsi="Aptos" w:cs="Calibri"/>
-                              <w:sz w:val="12"/>
-                              <w:szCs w:val="12"/>
-                            </w:rPr>
-                          </w:pPr>
-                          <w:r>
-                            <w:rPr>
-                              <w:rFonts w:cs="Calibri" w:ascii="Aptos" w:hAnsi="Aptos"/>
-                              <w:sz w:val="12"/>
-                              <w:szCs w:val="12"/>
-                            </w:rPr>
-                            <w:t>nr. 85, Sect. 1, Cod 011654</w:t>
-                          </w:r>
-                        </w:p>
-                        <w:p>
-                          <w:pPr>
-                            <w:pStyle w:val="FrameContents"/>
-                            <w:spacing w:lineRule="auto" w:line="240" w:before="0" w:after="0"/>
-                            <w:jc w:val="right"/>
-                            <w:rPr>
-                              <w:rFonts w:ascii="Aptos" w:hAnsi="Aptos" w:cs="Calibri"/>
-                              <w:sz w:val="12"/>
-                              <w:szCs w:val="12"/>
-                            </w:rPr>
-                          </w:pPr>
-                          <w:r>
-                            <w:rPr>
-                              <w:rFonts w:cs="Calibri" w:ascii="Aptos" w:hAnsi="Aptos"/>
-                              <w:sz w:val="12"/>
-                              <w:szCs w:val="12"/>
-                            </w:rPr>
-                            <w:t>Bucureşti, România</w:t>
-                          </w:r>
-                        </w:p>
-                        <w:p>
-                          <w:pPr>
-                            <w:pStyle w:val="FrameContents"/>
-                            <w:spacing w:lineRule="auto" w:line="240" w:before="0" w:after="0"/>
-                            <w:jc w:val="right"/>
-                            <w:rPr>
-                              <w:rFonts w:ascii="Aptos" w:hAnsi="Aptos" w:cs="Calibri"/>
-                              <w:sz w:val="12"/>
-                              <w:szCs w:val="12"/>
-                            </w:rPr>
-                          </w:pPr>
-                          <w:r>
-                            <w:rPr>
-                              <w:rFonts w:cs="Calibri" w:ascii="Aptos" w:hAnsi="Aptos"/>
-                              <w:sz w:val="12"/>
-                              <w:szCs w:val="12"/>
-                            </w:rPr>
-                            <w:t xml:space="preserve">Reg. Com.: J23/1344/2012 </w:t>
-                          </w:r>
-                        </w:p>
-                        <w:p>
-                          <w:pPr>
-                            <w:pStyle w:val="FrameContents"/>
-                            <w:spacing w:lineRule="auto" w:line="240" w:before="0" w:after="0"/>
-                            <w:jc w:val="right"/>
-                            <w:rPr>
-                              <w:rFonts w:ascii="Aptos" w:hAnsi="Aptos" w:cs="Calibri"/>
-                              <w:sz w:val="12"/>
-                              <w:szCs w:val="12"/>
-                            </w:rPr>
-                          </w:pPr>
-                          <w:r>
-                            <w:rPr>
-                              <w:rFonts w:cs="Calibri" w:ascii="Aptos" w:hAnsi="Aptos"/>
-                              <w:sz w:val="12"/>
-                              <w:szCs w:val="12"/>
-                            </w:rPr>
-                            <w:t>CUI: RO25629635</w:t>
-                          </w:r>
-                        </w:p>
-                        <w:p>
-                          <w:pPr>
-                            <w:pStyle w:val="FrameContents"/>
-                            <w:spacing w:lineRule="auto" w:line="240" w:before="0" w:after="0"/>
-                            <w:jc w:val="right"/>
-                            <w:rPr>
-                              <w:rFonts w:ascii="Aptos" w:hAnsi="Aptos" w:cs="Calibri"/>
-                              <w:sz w:val="12"/>
-                              <w:szCs w:val="12"/>
-                            </w:rPr>
-                          </w:pPr>
-                          <w:r>
-                            <w:rPr>
-                              <w:rFonts w:cs="Calibri" w:ascii="Aptos" w:hAnsi="Aptos"/>
-                              <w:sz w:val="12"/>
-                              <w:szCs w:val="12"/>
-                            </w:rPr>
-                            <w:t>IBAN: RO51BACX0000000363717001</w:t>
-                          </w:r>
-                        </w:p>
-                        <w:p>
-                          <w:pPr>
-                            <w:pStyle w:val="FrameContents"/>
-                            <w:spacing w:lineRule="auto" w:line="240" w:before="0" w:after="0"/>
-                            <w:jc w:val="right"/>
-                            <w:rPr>
-                              <w:rFonts w:ascii="Aptos" w:hAnsi="Aptos" w:cs="Calibri"/>
-                              <w:sz w:val="12"/>
-                              <w:szCs w:val="12"/>
-                            </w:rPr>
-                          </w:pPr>
-                          <w:r>
-                            <w:rPr>
-                              <w:rFonts w:cs="Calibri" w:ascii="Aptos" w:hAnsi="Aptos"/>
-                              <w:sz w:val="12"/>
-                              <w:szCs w:val="12"/>
-                            </w:rPr>
-                            <w:t>Banca: UniCredit Bank</w:t>
-                          </w:r>
-                        </w:p>
-                      </w:txbxContent>
-                    </wps:txbx>
-                    <wps:bodyPr anchor="t">
-                      <a:spAutoFit/>
-                    </wps:bodyPr>
-                  </wps:wsp>
-                </a:graphicData>
-              </a:graphic>
-            </wp:anchor>
-          </w:drawing>
-        </mc:Choice>
-        <mc:Fallback>
-          <w:pict>
-            <v:rect id="shape_0" ID="Text Box 2" path="m0,0l-2147483645,0l-2147483645,-2147483646l0,-2147483646xe" stroked="f" o:allowincell="f" style="position:absolute;margin-left:-105.5pt;margin-top:-44.55pt;width:185.8pt;height:72.65pt;mso-wrap-style:square;v-text-anchor:top" wp14:anchorId="0DC26804">
-              <v:fill o:detectmouseclick="t" on="false"/>
-              <v:stroke color="#3465a4" joinstyle="round" endcap="flat"/>
-              <v:textbox>
-                <w:txbxContent>
-                  <w:p>
-                    <w:pPr>
-                      <w:pStyle w:val="FrameContents"/>
-                      <w:spacing w:lineRule="auto" w:line="240" w:before="0" w:after="0"/>
-                      <w:jc w:val="right"/>
-                      <w:rPr>
-                        <w:rFonts w:ascii="Aptos" w:hAnsi="Aptos" w:cs="Calibri"/>
-                        <w:sz w:val="12"/>
-                        <w:szCs w:val="12"/>
-                      </w:rPr>
-                    </w:pPr>
-                    <w:r>
-                      <w:rPr>
-                        <w:rFonts w:cs="Calibri" w:ascii="Aptos" w:hAnsi="Aptos"/>
-                        <w:sz w:val="12"/>
-                        <w:szCs w:val="12"/>
-                      </w:rPr>
-                      <w:t>Gursk Medica SRL</w:t>
-                    </w:r>
-                  </w:p>
-                  <w:p>
-                    <w:pPr>
-                      <w:pStyle w:val="FrameContents"/>
-                      <w:spacing w:lineRule="auto" w:line="240" w:before="0" w:after="0"/>
-                      <w:jc w:val="right"/>
-                      <w:rPr>
-                        <w:rFonts w:ascii="Aptos" w:hAnsi="Aptos" w:cs="Calibri"/>
-                        <w:sz w:val="12"/>
-                        <w:szCs w:val="12"/>
-                      </w:rPr>
-                    </w:pPr>
-                    <w:r>
-                      <w:rPr>
-                        <w:rFonts w:cs="Calibri" w:ascii="Aptos" w:hAnsi="Aptos"/>
-                        <w:sz w:val="12"/>
-                        <w:szCs w:val="12"/>
-                      </w:rPr>
-                      <w:t>Str. Căpitan Alexandru Șerbănescu</w:t>
-                    </w:r>
-                  </w:p>
-                  <w:p>
-                    <w:pPr>
-                      <w:pStyle w:val="FrameContents"/>
-                      <w:spacing w:lineRule="auto" w:line="240" w:before="0" w:after="0"/>
-                      <w:jc w:val="right"/>
-                      <w:rPr>
-                        <w:rFonts w:ascii="Aptos" w:hAnsi="Aptos" w:cs="Calibri"/>
-                        <w:sz w:val="12"/>
-                        <w:szCs w:val="12"/>
-                      </w:rPr>
-                    </w:pPr>
-                    <w:r>
-                      <w:rPr>
-                        <w:rFonts w:cs="Calibri" w:ascii="Aptos" w:hAnsi="Aptos"/>
-                        <w:sz w:val="12"/>
-                        <w:szCs w:val="12"/>
-                      </w:rPr>
-                      <w:t>nr. 85, Sect. 1, Cod 011654</w:t>
-                    </w:r>
-                  </w:p>
-                  <w:p>
-                    <w:pPr>
-                      <w:pStyle w:val="FrameContents"/>
-                      <w:spacing w:lineRule="auto" w:line="240" w:before="0" w:after="0"/>
-                      <w:jc w:val="right"/>
-                      <w:rPr>
-                        <w:rFonts w:ascii="Aptos" w:hAnsi="Aptos" w:cs="Calibri"/>
-                        <w:sz w:val="12"/>
-                        <w:szCs w:val="12"/>
-                      </w:rPr>
-                    </w:pPr>
-                    <w:r>
-                      <w:rPr>
-                        <w:rFonts w:cs="Calibri" w:ascii="Aptos" w:hAnsi="Aptos"/>
-                        <w:sz w:val="12"/>
-                        <w:szCs w:val="12"/>
-                      </w:rPr>
-                      <w:t>Bucureşti, România</w:t>
-                    </w:r>
-                  </w:p>
-                  <w:p>
-                    <w:pPr>
-                      <w:pStyle w:val="FrameContents"/>
-                      <w:spacing w:lineRule="auto" w:line="240" w:before="0" w:after="0"/>
-                      <w:jc w:val="right"/>
-                      <w:rPr>
-                        <w:rFonts w:ascii="Aptos" w:hAnsi="Aptos" w:cs="Calibri"/>
-                        <w:sz w:val="12"/>
-                        <w:szCs w:val="12"/>
-                      </w:rPr>
-                    </w:pPr>
-                    <w:r>
-                      <w:rPr>
-                        <w:rFonts w:cs="Calibri" w:ascii="Aptos" w:hAnsi="Aptos"/>
-                        <w:sz w:val="12"/>
-                        <w:szCs w:val="12"/>
-                      </w:rPr>
-                      <w:t xml:space="preserve">Reg. Com.: J23/1344/2012 </w:t>
-                    </w:r>
-                  </w:p>
-                  <w:p>
-                    <w:pPr>
-                      <w:pStyle w:val="FrameContents"/>
-                      <w:spacing w:lineRule="auto" w:line="240" w:before="0" w:after="0"/>
-                      <w:jc w:val="right"/>
-                      <w:rPr>
-                        <w:rFonts w:ascii="Aptos" w:hAnsi="Aptos" w:cs="Calibri"/>
-                        <w:sz w:val="12"/>
-                        <w:szCs w:val="12"/>
-                      </w:rPr>
-                    </w:pPr>
-                    <w:r>
-                      <w:rPr>
-                        <w:rFonts w:cs="Calibri" w:ascii="Aptos" w:hAnsi="Aptos"/>
-                        <w:sz w:val="12"/>
-                        <w:szCs w:val="12"/>
-                      </w:rPr>
-                      <w:t>CUI: RO25629635</w:t>
-                    </w:r>
-                  </w:p>
-                  <w:p>
-                    <w:pPr>
-                      <w:pStyle w:val="FrameContents"/>
-                      <w:spacing w:lineRule="auto" w:line="240" w:before="0" w:after="0"/>
-                      <w:jc w:val="right"/>
-                      <w:rPr>
-                        <w:rFonts w:ascii="Aptos" w:hAnsi="Aptos" w:cs="Calibri"/>
-                        <w:sz w:val="12"/>
-                        <w:szCs w:val="12"/>
-                      </w:rPr>
-                    </w:pPr>
-                    <w:r>
-                      <w:rPr>
-                        <w:rFonts w:cs="Calibri" w:ascii="Aptos" w:hAnsi="Aptos"/>
-                        <w:sz w:val="12"/>
-                        <w:szCs w:val="12"/>
-                      </w:rPr>
-                      <w:t>IBAN: RO51BACX0000000363717001</w:t>
-                    </w:r>
-                  </w:p>
-                  <w:p>
-                    <w:pPr>
-                      <w:pStyle w:val="FrameContents"/>
-                      <w:spacing w:lineRule="auto" w:line="240" w:before="0" w:after="0"/>
-                      <w:jc w:val="right"/>
-                      <w:rPr>
-                        <w:rFonts w:ascii="Aptos" w:hAnsi="Aptos" w:cs="Calibri"/>
-                        <w:sz w:val="12"/>
-                        <w:szCs w:val="12"/>
-                      </w:rPr>
-                    </w:pPr>
-                    <w:r>
-                      <w:rPr>
-                        <w:rFonts w:cs="Calibri" w:ascii="Aptos" w:hAnsi="Aptos"/>
-                        <w:sz w:val="12"/>
-                        <w:szCs w:val="12"/>
-                      </w:rPr>
-                      <w:t>Banca: UniCredit Bank</w:t>
-                    </w:r>
-                  </w:p>
-                </w:txbxContent>
-              </v:textbox>
-              <w10:wrap type="none"/>
-            </v:rect>
-          </w:pict>
-        </mc:Fallback>
-      </mc:AlternateContent>
-      <w:drawing>
-        <wp:anchor behindDoc="1" distT="0" distB="0" distL="0" distR="0" simplePos="0" locked="0" layoutInCell="1" allowOverlap="1" relativeHeight="5">
-          <wp:simplePos x="0" y="0"/>
-          <wp:positionH relativeFrom="column">
-            <wp:posOffset>147320</wp:posOffset>
-          </wp:positionH>
-          <wp:positionV relativeFrom="paragraph">
-            <wp:posOffset>-3509010</wp:posOffset>
-          </wp:positionV>
-          <wp:extent cx="2197735" cy="2858770"/>
-          <wp:effectExtent l="0" t="0" r="0" b="0"/>
-          <wp:wrapNone/>
-          <wp:docPr id="5" name="Graphic 2" descr=""/>
-          <wp:cNvGraphicFramePr>
-            <a:graphicFrameLocks xmlns:a="http://schemas.openxmlformats.org/drawingml/2006/main" noChangeAspect="1"/>
-          </wp:cNvGraphicFramePr>
-          <a:graphic xmlns:a="http://schemas.openxmlformats.org/drawingml/2006/main">
-            <a:graphicData uri="http://schemas.openxmlformats.org/drawingml/2006/picture">
-              <pic:pic xmlns:pic="http://schemas.openxmlformats.org/drawingml/2006/picture">
-                <pic:nvPicPr>
-                  <pic:cNvPr id="5" name="Graphic 2" descr=""/>
-                  <pic:cNvPicPr>
-                    <a:picLocks noChangeAspect="1" noChangeArrowheads="1"/>
-                  </pic:cNvPicPr>
-                </pic:nvPicPr>
-                <pic:blipFill>
-                  <a:blip r:embed="rId1">
-                    <a:extLst>
-                      <a:ext uri="{96DAC541-7B7A-43D3-8B79-37D633B846F1}">
-                        <asvg:svgBlip xmlns:asvg="http://schemas.microsoft.com/office/drawing/2016/SVG/main" r:embed="rId2"/>
-                      </a:ext>
-                    </a:extLst>
-                  </a:blip>
-                  <a:stretch>
-                    <a:fillRect/>
-                  </a:stretch>
-                </pic:blipFill>
-                <pic:spPr bwMode="auto">
-                  <a:xfrm>
-                    <a:off x="0" y="0"/>
-                    <a:ext cx="2197735" cy="2858770"/>
-                  </a:xfrm>
-                  <a:prstGeom prst="rect">
-                    <a:avLst/>
-                  </a:prstGeom>
-                </pic:spPr>
-              </pic:pic>
-            </a:graphicData>
-          </a:graphic>
-        </wp:anchor>
-      </w:drawing>
+      <w:fldChar w:fldCharType="begin"/>
     </w:r>
+    <w:r>
+      <w:rPr/>
+      <w:instrText xml:space="preserve"> PAGE </w:instrText>
+    </w:r>
+    <w:r>
+      <w:rPr/>
+      <w:fldChar w:fldCharType="separate"/>
+    </w:r>
+    <w:r>
+      <w:rPr/>
+      <w:t>1</w:t>
+    </w:r>
+    <w:r>
+      <w:rPr/>
+      <w:fldChar w:fldCharType="end"/>
+    </w:r>
+    <w:bookmarkEnd w:id="1"/>
   </w:p>
 </w:ftr>
 </file>
@@ -1359,447 +934,31 @@
   <w:p>
     <w:pPr>
       <w:pStyle w:val="Footer"/>
+      <w:jc w:val="center"/>
       <w:rPr/>
     </w:pPr>
+    <w:bookmarkStart w:id="2" w:name="PageNumWizard_FOOTER_Default_Page_Style1"/>
     <w:r>
       <w:rPr/>
-      <mc:AlternateContent>
-        <mc:Choice Requires="wps">
-          <w:drawing>
-            <wp:anchor behindDoc="1" distT="0" distB="5715" distL="0" distR="0" simplePos="0" locked="0" layoutInCell="1" allowOverlap="1" relativeHeight="3" wp14:anchorId="0DC26804">
-              <wp:simplePos x="0" y="0"/>
-              <wp:positionH relativeFrom="column">
-                <wp:posOffset>-1339850</wp:posOffset>
-              </wp:positionH>
-              <wp:positionV relativeFrom="paragraph">
-                <wp:posOffset>-565785</wp:posOffset>
-              </wp:positionV>
-              <wp:extent cx="2360295" cy="923290"/>
-              <wp:effectExtent l="0" t="0" r="0" b="5712"/>
-              <wp:wrapNone/>
-              <wp:docPr id="6" name="Text Box 2"/>
-              <a:graphic xmlns:a="http://schemas.openxmlformats.org/drawingml/2006/main">
-                <a:graphicData uri="http://schemas.microsoft.com/office/word/2010/wordprocessingShape">
-                  <wps:wsp>
-                    <wps:cNvSpPr/>
-                    <wps:spPr>
-                      <a:xfrm>
-                        <a:off x="0" y="0"/>
-                        <a:ext cx="2360160" cy="923400"/>
-                      </a:xfrm>
-                      <a:prstGeom prst="rect">
-                        <a:avLst/>
-                      </a:prstGeom>
-                      <a:noFill/>
-                      <a:ln w="0">
-                        <a:noFill/>
-                      </a:ln>
-                    </wps:spPr>
-                    <wps:style>
-                      <a:lnRef idx="0"/>
-                      <a:fillRef idx="0"/>
-                      <a:effectRef idx="0"/>
-                      <a:fontRef idx="minor"/>
-                    </wps:style>
-                    <wps:txbx>
-                      <w:txbxContent>
-                        <w:p>
-                          <w:pPr>
-                            <w:pStyle w:val="FrameContents"/>
-                            <w:spacing w:lineRule="auto" w:line="240" w:before="0" w:after="0"/>
-                            <w:jc w:val="right"/>
-                            <w:rPr>
-                              <w:rFonts w:ascii="Aptos" w:hAnsi="Aptos" w:cs="Calibri"/>
-                              <w:sz w:val="12"/>
-                              <w:szCs w:val="12"/>
-                            </w:rPr>
-                          </w:pPr>
-                          <w:r>
-                            <w:rPr>
-                              <w:rFonts w:cs="Calibri" w:ascii="Aptos" w:hAnsi="Aptos"/>
-                              <w:sz w:val="12"/>
-                              <w:szCs w:val="12"/>
-                            </w:rPr>
-                            <w:t>Gursk Medica SRL</w:t>
-                          </w:r>
-                        </w:p>
-                        <w:p>
-                          <w:pPr>
-                            <w:pStyle w:val="FrameContents"/>
-                            <w:spacing w:lineRule="auto" w:line="240" w:before="0" w:after="0"/>
-                            <w:jc w:val="right"/>
-                            <w:rPr>
-                              <w:rFonts w:ascii="Aptos" w:hAnsi="Aptos" w:cs="Calibri"/>
-                              <w:sz w:val="12"/>
-                              <w:szCs w:val="12"/>
-                            </w:rPr>
-                          </w:pPr>
-                          <w:r>
-                            <w:rPr>
-                              <w:rFonts w:cs="Calibri" w:ascii="Aptos" w:hAnsi="Aptos"/>
-                              <w:sz w:val="12"/>
-                              <w:szCs w:val="12"/>
-                            </w:rPr>
-                            <w:t>Str. Căpitan Alexandru Șerbănescu</w:t>
-                          </w:r>
-                        </w:p>
-                        <w:p>
-                          <w:pPr>
-                            <w:pStyle w:val="FrameContents"/>
-                            <w:spacing w:lineRule="auto" w:line="240" w:before="0" w:after="0"/>
-                            <w:jc w:val="right"/>
-                            <w:rPr>
-                              <w:rFonts w:ascii="Aptos" w:hAnsi="Aptos" w:cs="Calibri"/>
-                              <w:sz w:val="12"/>
-                              <w:szCs w:val="12"/>
-                            </w:rPr>
-                          </w:pPr>
-                          <w:r>
-                            <w:rPr>
-                              <w:rFonts w:cs="Calibri" w:ascii="Aptos" w:hAnsi="Aptos"/>
-                              <w:sz w:val="12"/>
-                              <w:szCs w:val="12"/>
-                            </w:rPr>
-                            <w:t>nr. 85, Sect. 1, Cod 011654</w:t>
-                          </w:r>
-                        </w:p>
-                        <w:p>
-                          <w:pPr>
-                            <w:pStyle w:val="FrameContents"/>
-                            <w:spacing w:lineRule="auto" w:line="240" w:before="0" w:after="0"/>
-                            <w:jc w:val="right"/>
-                            <w:rPr>
-                              <w:rFonts w:ascii="Aptos" w:hAnsi="Aptos" w:cs="Calibri"/>
-                              <w:sz w:val="12"/>
-                              <w:szCs w:val="12"/>
-                            </w:rPr>
-                          </w:pPr>
-                          <w:r>
-                            <w:rPr>
-                              <w:rFonts w:cs="Calibri" w:ascii="Aptos" w:hAnsi="Aptos"/>
-                              <w:sz w:val="12"/>
-                              <w:szCs w:val="12"/>
-                            </w:rPr>
-                            <w:t>Bucureşti, România</w:t>
-                          </w:r>
-                        </w:p>
-                        <w:p>
-                          <w:pPr>
-                            <w:pStyle w:val="FrameContents"/>
-                            <w:spacing w:lineRule="auto" w:line="240" w:before="0" w:after="0"/>
-                            <w:jc w:val="right"/>
-                            <w:rPr>
-                              <w:rFonts w:ascii="Aptos" w:hAnsi="Aptos" w:cs="Calibri"/>
-                              <w:sz w:val="12"/>
-                              <w:szCs w:val="12"/>
-                            </w:rPr>
-                          </w:pPr>
-                          <w:r>
-                            <w:rPr>
-                              <w:rFonts w:cs="Calibri" w:ascii="Aptos" w:hAnsi="Aptos"/>
-                              <w:sz w:val="12"/>
-                              <w:szCs w:val="12"/>
-                            </w:rPr>
-                            <w:t xml:space="preserve">Reg. Com.: J23/1344/2012 </w:t>
-                          </w:r>
-                        </w:p>
-                        <w:p>
-                          <w:pPr>
-                            <w:pStyle w:val="FrameContents"/>
-                            <w:spacing w:lineRule="auto" w:line="240" w:before="0" w:after="0"/>
-                            <w:jc w:val="right"/>
-                            <w:rPr>
-                              <w:rFonts w:ascii="Aptos" w:hAnsi="Aptos" w:cs="Calibri"/>
-                              <w:sz w:val="12"/>
-                              <w:szCs w:val="12"/>
-                            </w:rPr>
-                          </w:pPr>
-                          <w:r>
-                            <w:rPr>
-                              <w:rFonts w:cs="Calibri" w:ascii="Aptos" w:hAnsi="Aptos"/>
-                              <w:sz w:val="12"/>
-                              <w:szCs w:val="12"/>
-                            </w:rPr>
-                            <w:t>CUI: RO25629635</w:t>
-                          </w:r>
-                        </w:p>
-                        <w:p>
-                          <w:pPr>
-                            <w:pStyle w:val="FrameContents"/>
-                            <w:spacing w:lineRule="auto" w:line="240" w:before="0" w:after="0"/>
-                            <w:jc w:val="right"/>
-                            <w:rPr>
-                              <w:rFonts w:ascii="Aptos" w:hAnsi="Aptos" w:cs="Calibri"/>
-                              <w:sz w:val="12"/>
-                              <w:szCs w:val="12"/>
-                            </w:rPr>
-                          </w:pPr>
-                          <w:r>
-                            <w:rPr>
-                              <w:rFonts w:cs="Calibri" w:ascii="Aptos" w:hAnsi="Aptos"/>
-                              <w:sz w:val="12"/>
-                              <w:szCs w:val="12"/>
-                            </w:rPr>
-                            <w:t>IBAN: RO51BACX0000000363717001</w:t>
-                          </w:r>
-                        </w:p>
-                        <w:p>
-                          <w:pPr>
-                            <w:pStyle w:val="FrameContents"/>
-                            <w:spacing w:lineRule="auto" w:line="240" w:before="0" w:after="0"/>
-                            <w:jc w:val="right"/>
-                            <w:rPr>
-                              <w:rFonts w:ascii="Aptos" w:hAnsi="Aptos" w:cs="Calibri"/>
-                              <w:sz w:val="12"/>
-                              <w:szCs w:val="12"/>
-                            </w:rPr>
-                          </w:pPr>
-                          <w:r>
-                            <w:rPr>
-                              <w:rFonts w:cs="Calibri" w:ascii="Aptos" w:hAnsi="Aptos"/>
-                              <w:sz w:val="12"/>
-                              <w:szCs w:val="12"/>
-                            </w:rPr>
-                            <w:t>Banca: UniCredit Bank</w:t>
-                          </w:r>
-                        </w:p>
-                      </w:txbxContent>
-                    </wps:txbx>
-                    <wps:bodyPr anchor="t">
-                      <a:spAutoFit/>
-                    </wps:bodyPr>
-                  </wps:wsp>
-                </a:graphicData>
-              </a:graphic>
-            </wp:anchor>
-          </w:drawing>
-        </mc:Choice>
-        <mc:Fallback>
-          <w:pict>
-            <v:rect id="shape_0" ID="Text Box 2" path="m0,0l-2147483645,0l-2147483645,-2147483646l0,-2147483646xe" stroked="f" o:allowincell="f" style="position:absolute;margin-left:-105.5pt;margin-top:-44.55pt;width:185.8pt;height:72.65pt;mso-wrap-style:square;v-text-anchor:top" wp14:anchorId="0DC26804">
-              <v:fill o:detectmouseclick="t" on="false"/>
-              <v:stroke color="#3465a4" joinstyle="round" endcap="flat"/>
-              <v:textbox>
-                <w:txbxContent>
-                  <w:p>
-                    <w:pPr>
-                      <w:pStyle w:val="FrameContents"/>
-                      <w:spacing w:lineRule="auto" w:line="240" w:before="0" w:after="0"/>
-                      <w:jc w:val="right"/>
-                      <w:rPr>
-                        <w:rFonts w:ascii="Aptos" w:hAnsi="Aptos" w:cs="Calibri"/>
-                        <w:sz w:val="12"/>
-                        <w:szCs w:val="12"/>
-                      </w:rPr>
-                    </w:pPr>
-                    <w:r>
-                      <w:rPr>
-                        <w:rFonts w:cs="Calibri" w:ascii="Aptos" w:hAnsi="Aptos"/>
-                        <w:sz w:val="12"/>
-                        <w:szCs w:val="12"/>
-                      </w:rPr>
-                      <w:t>Gursk Medica SRL</w:t>
-                    </w:r>
-                  </w:p>
-                  <w:p>
-                    <w:pPr>
-                      <w:pStyle w:val="FrameContents"/>
-                      <w:spacing w:lineRule="auto" w:line="240" w:before="0" w:after="0"/>
-                      <w:jc w:val="right"/>
-                      <w:rPr>
-                        <w:rFonts w:ascii="Aptos" w:hAnsi="Aptos" w:cs="Calibri"/>
-                        <w:sz w:val="12"/>
-                        <w:szCs w:val="12"/>
-                      </w:rPr>
-                    </w:pPr>
-                    <w:r>
-                      <w:rPr>
-                        <w:rFonts w:cs="Calibri" w:ascii="Aptos" w:hAnsi="Aptos"/>
-                        <w:sz w:val="12"/>
-                        <w:szCs w:val="12"/>
-                      </w:rPr>
-                      <w:t>Str. Căpitan Alexandru Șerbănescu</w:t>
-                    </w:r>
-                  </w:p>
-                  <w:p>
-                    <w:pPr>
-                      <w:pStyle w:val="FrameContents"/>
-                      <w:spacing w:lineRule="auto" w:line="240" w:before="0" w:after="0"/>
-                      <w:jc w:val="right"/>
-                      <w:rPr>
-                        <w:rFonts w:ascii="Aptos" w:hAnsi="Aptos" w:cs="Calibri"/>
-                        <w:sz w:val="12"/>
-                        <w:szCs w:val="12"/>
-                      </w:rPr>
-                    </w:pPr>
-                    <w:r>
-                      <w:rPr>
-                        <w:rFonts w:cs="Calibri" w:ascii="Aptos" w:hAnsi="Aptos"/>
-                        <w:sz w:val="12"/>
-                        <w:szCs w:val="12"/>
-                      </w:rPr>
-                      <w:t>nr. 85, Sect. 1, Cod 011654</w:t>
-                    </w:r>
-                  </w:p>
-                  <w:p>
-                    <w:pPr>
-                      <w:pStyle w:val="FrameContents"/>
-                      <w:spacing w:lineRule="auto" w:line="240" w:before="0" w:after="0"/>
-                      <w:jc w:val="right"/>
-                      <w:rPr>
-                        <w:rFonts w:ascii="Aptos" w:hAnsi="Aptos" w:cs="Calibri"/>
-                        <w:sz w:val="12"/>
-                        <w:szCs w:val="12"/>
-                      </w:rPr>
-                    </w:pPr>
-                    <w:r>
-                      <w:rPr>
-                        <w:rFonts w:cs="Calibri" w:ascii="Aptos" w:hAnsi="Aptos"/>
-                        <w:sz w:val="12"/>
-                        <w:szCs w:val="12"/>
-                      </w:rPr>
-                      <w:t>Bucureşti, România</w:t>
-                    </w:r>
-                  </w:p>
-                  <w:p>
-                    <w:pPr>
-                      <w:pStyle w:val="FrameContents"/>
-                      <w:spacing w:lineRule="auto" w:line="240" w:before="0" w:after="0"/>
-                      <w:jc w:val="right"/>
-                      <w:rPr>
-                        <w:rFonts w:ascii="Aptos" w:hAnsi="Aptos" w:cs="Calibri"/>
-                        <w:sz w:val="12"/>
-                        <w:szCs w:val="12"/>
-                      </w:rPr>
-                    </w:pPr>
-                    <w:r>
-                      <w:rPr>
-                        <w:rFonts w:cs="Calibri" w:ascii="Aptos" w:hAnsi="Aptos"/>
-                        <w:sz w:val="12"/>
-                        <w:szCs w:val="12"/>
-                      </w:rPr>
-                      <w:t xml:space="preserve">Reg. Com.: J23/1344/2012 </w:t>
-                    </w:r>
-                  </w:p>
-                  <w:p>
-                    <w:pPr>
-                      <w:pStyle w:val="FrameContents"/>
-                      <w:spacing w:lineRule="auto" w:line="240" w:before="0" w:after="0"/>
-                      <w:jc w:val="right"/>
-                      <w:rPr>
-                        <w:rFonts w:ascii="Aptos" w:hAnsi="Aptos" w:cs="Calibri"/>
-                        <w:sz w:val="12"/>
-                        <w:szCs w:val="12"/>
-                      </w:rPr>
-                    </w:pPr>
-                    <w:r>
-                      <w:rPr>
-                        <w:rFonts w:cs="Calibri" w:ascii="Aptos" w:hAnsi="Aptos"/>
-                        <w:sz w:val="12"/>
-                        <w:szCs w:val="12"/>
-                      </w:rPr>
-                      <w:t>CUI: RO25629635</w:t>
-                    </w:r>
-                  </w:p>
-                  <w:p>
-                    <w:pPr>
-                      <w:pStyle w:val="FrameContents"/>
-                      <w:spacing w:lineRule="auto" w:line="240" w:before="0" w:after="0"/>
-                      <w:jc w:val="right"/>
-                      <w:rPr>
-                        <w:rFonts w:ascii="Aptos" w:hAnsi="Aptos" w:cs="Calibri"/>
-                        <w:sz w:val="12"/>
-                        <w:szCs w:val="12"/>
-                      </w:rPr>
-                    </w:pPr>
-                    <w:r>
-                      <w:rPr>
-                        <w:rFonts w:cs="Calibri" w:ascii="Aptos" w:hAnsi="Aptos"/>
-                        <w:sz w:val="12"/>
-                        <w:szCs w:val="12"/>
-                      </w:rPr>
-                      <w:t>IBAN: RO51BACX0000000363717001</w:t>
-                    </w:r>
-                  </w:p>
-                  <w:p>
-                    <w:pPr>
-                      <w:pStyle w:val="FrameContents"/>
-                      <w:spacing w:lineRule="auto" w:line="240" w:before="0" w:after="0"/>
-                      <w:jc w:val="right"/>
-                      <w:rPr>
-                        <w:rFonts w:ascii="Aptos" w:hAnsi="Aptos" w:cs="Calibri"/>
-                        <w:sz w:val="12"/>
-                        <w:szCs w:val="12"/>
-                      </w:rPr>
-                    </w:pPr>
-                    <w:r>
-                      <w:rPr>
-                        <w:rFonts w:cs="Calibri" w:ascii="Aptos" w:hAnsi="Aptos"/>
-                        <w:sz w:val="12"/>
-                        <w:szCs w:val="12"/>
-                      </w:rPr>
-                      <w:t>Banca: UniCredit Bank</w:t>
-                    </w:r>
-                  </w:p>
-                </w:txbxContent>
-              </v:textbox>
-              <w10:wrap type="none"/>
-            </v:rect>
-          </w:pict>
-        </mc:Fallback>
-      </mc:AlternateContent>
-      <w:drawing>
-        <wp:anchor behindDoc="1" distT="0" distB="0" distL="0" distR="0" simplePos="0" locked="0" layoutInCell="1" allowOverlap="1" relativeHeight="5">
-          <wp:simplePos x="0" y="0"/>
-          <wp:positionH relativeFrom="column">
-            <wp:posOffset>147320</wp:posOffset>
-          </wp:positionH>
-          <wp:positionV relativeFrom="paragraph">
-            <wp:posOffset>-3509010</wp:posOffset>
-          </wp:positionV>
-          <wp:extent cx="2197735" cy="2858770"/>
-          <wp:effectExtent l="0" t="0" r="0" b="0"/>
-          <wp:wrapNone/>
-          <wp:docPr id="7" name="Graphic 2" descr=""/>
-          <wp:cNvGraphicFramePr>
-            <a:graphicFrameLocks xmlns:a="http://schemas.openxmlformats.org/drawingml/2006/main" noChangeAspect="1"/>
-          </wp:cNvGraphicFramePr>
-          <a:graphic xmlns:a="http://schemas.openxmlformats.org/drawingml/2006/main">
-            <a:graphicData uri="http://schemas.openxmlformats.org/drawingml/2006/picture">
-              <pic:pic xmlns:pic="http://schemas.openxmlformats.org/drawingml/2006/picture">
-                <pic:nvPicPr>
-                  <pic:cNvPr id="7" name="Graphic 2" descr=""/>
-                  <pic:cNvPicPr>
-                    <a:picLocks noChangeAspect="1" noChangeArrowheads="1"/>
-                  </pic:cNvPicPr>
-                </pic:nvPicPr>
-                <pic:blipFill>
-                  <a:blip r:embed="rId1">
-                    <a:extLst>
-                      <a:ext uri="{96DAC541-7B7A-43D3-8B79-37D633B846F1}">
-                        <asvg:svgBlip xmlns:asvg="http://schemas.microsoft.com/office/drawing/2016/SVG/main" r:embed="rId2"/>
-                      </a:ext>
-                    </a:extLst>
-                  </a:blip>
-                  <a:stretch>
-                    <a:fillRect/>
-                  </a:stretch>
-                </pic:blipFill>
-                <pic:spPr bwMode="auto">
-                  <a:xfrm>
-                    <a:off x="0" y="0"/>
-                    <a:ext cx="2197735" cy="2858770"/>
-                  </a:xfrm>
-                  <a:prstGeom prst="rect">
-                    <a:avLst/>
-                  </a:prstGeom>
-                </pic:spPr>
-              </pic:pic>
-            </a:graphicData>
-          </a:graphic>
-        </wp:anchor>
-      </w:drawing>
+      <w:fldChar w:fldCharType="begin"/>
     </w:r>
+    <w:r>
+      <w:rPr/>
+      <w:instrText xml:space="preserve"> PAGE </w:instrText>
+    </w:r>
+    <w:r>
+      <w:rPr/>
+      <w:fldChar w:fldCharType="separate"/>
+    </w:r>
+    <w:r>
+      <w:rPr/>
+      <w:t>1</w:t>
+    </w:r>
+    <w:r>
+      <w:rPr/>
+      <w:fldChar w:fldCharType="end"/>
+    </w:r>
+    <w:bookmarkEnd w:id="2"/>
   </w:p>
 </w:ftr>
 </file>
@@ -2959,7 +2118,7 @@
       <w:kern w:val="0"/>
       <w:sz w:val="24"/>
       <w:szCs w:val="24"/>
-      <w:lang w:eastAsia="ro-RO" w:val="en-US" w:bidi="ar-SA"/>
+      <w:lang w:val="en-US" w:eastAsia="ro-RO" w:bidi="ar-SA"/>
     </w:rPr>
   </w:style>
   <w:style w:type="paragraph" w:styleId="HTMLPreformatted">

--- a/ServiceApp/src/main/resources/templates/pv_predare_primire.docx
+++ b/ServiceApp/src/main/resources/templates/pv_predare_primire.docx
@@ -620,7 +620,299 @@
           <w:p>
             <w:pPr>
               <w:pStyle w:val="Normal"/>
+              <w:widowControl/>
+              <w:suppressAutoHyphens w:val="true"/>
+              <w:bidi w:val="0"/>
+              <w:spacing w:lineRule="auto" w:line="252" w:before="0" w:after="160"/>
+              <w:jc w:val="left"/>
+              <w:rPr/>
+            </w:pPr>
+            <w:r>
+              <w:rPr/>
+              <w:t>${serialNumber}</w:t>
+            </w:r>
+          </w:p>
+        </w:tc>
+      </w:tr>
+    </w:tbl>
+    <w:p>
+      <w:pPr>
+        <w:pStyle w:val="Normal"/>
+        <w:spacing w:lineRule="auto" w:line="240" w:before="0" w:after="0"/>
+        <w:rPr>
+          <w:rFonts w:cs="Calibri"/>
+          <w:sz w:val="24"/>
+          <w:szCs w:val="24"/>
+          <w:lang w:val="ro-RO"/>
+        </w:rPr>
+      </w:pPr>
+      <w:r>
+        <w:rPr>
+          <w:rFonts w:cs="Calibri"/>
+          <w:sz w:val="24"/>
+          <w:szCs w:val="24"/>
+          <w:lang w:val="ro-RO"/>
+        </w:rPr>
+      </w:r>
+    </w:p>
+    <w:p>
+      <w:pPr>
+        <w:pStyle w:val="Normal"/>
+        <w:spacing w:lineRule="auto" w:line="240" w:before="0" w:after="0"/>
+        <w:rPr>
+          <w:rFonts w:cs="Calibri"/>
+          <w:sz w:val="24"/>
+          <w:szCs w:val="24"/>
+          <w:lang w:val="ro-RO"/>
+        </w:rPr>
+      </w:pPr>
+      <w:r>
+        <w:rPr>
+          <w:rFonts w:cs="Calibri"/>
+          <w:sz w:val="24"/>
+          <w:szCs w:val="24"/>
+          <w:lang w:val="ro-RO"/>
+        </w:rPr>
+      </w:r>
+    </w:p>
+    <w:tbl>
+      <w:tblPr>
+        <w:tblW w:w="9090" w:type="dxa"/>
+        <w:jc w:val="center"/>
+        <w:tblInd w:w="0" w:type="dxa"/>
+        <w:tblLayout w:type="fixed"/>
+        <w:tblCellMar>
+          <w:top w:w="0" w:type="dxa"/>
+          <w:left w:w="108" w:type="dxa"/>
+          <w:bottom w:w="0" w:type="dxa"/>
+          <w:right w:w="108" w:type="dxa"/>
+        </w:tblCellMar>
+        <w:tblLook w:val="04a0" w:noHBand="0" w:noVBand="1" w:firstColumn="1" w:lastRow="0" w:lastColumn="0" w:firstRow="1"/>
+      </w:tblPr>
+      <w:tblGrid>
+        <w:gridCol w:w="720"/>
+        <w:gridCol w:w="3015"/>
+        <w:gridCol w:w="1410"/>
+        <w:gridCol w:w="3945"/>
+      </w:tblGrid>
+      <w:tr>
+        <w:trPr>
+          <w:trHeight w:val="910" w:hRule="atLeast"/>
+        </w:trPr>
+        <w:tc>
+          <w:tcPr>
+            <w:tcW w:w="720" w:type="dxa"/>
+            <w:tcBorders>
+              <w:top w:val="single" w:sz="4" w:space="0" w:color="000000"/>
+              <w:left w:val="single" w:sz="4" w:space="0" w:color="000000"/>
+              <w:bottom w:val="single" w:sz="4" w:space="0" w:color="000000"/>
+              <w:right w:val="single" w:sz="4" w:space="0" w:color="000000"/>
+            </w:tcBorders>
+            <w:vAlign w:val="center"/>
+          </w:tcPr>
+          <w:p>
+            <w:pPr>
+              <w:pStyle w:val="Normal"/>
               <w:spacing w:before="0" w:after="160"/>
+              <w:jc w:val="center"/>
+              <w:rPr>
+                <w:rFonts w:ascii="Aptos" w:hAnsi="Aptos"/>
+                <w:bCs/>
+                <w:lang w:val="ro-RO" w:eastAsia="ro-RO"/>
+              </w:rPr>
+            </w:pPr>
+            <w:r>
+              <w:rPr>
+                <w:rFonts w:ascii="Aptos" w:hAnsi="Aptos"/>
+                <w:bCs/>
+                <w:lang w:val="ro-RO" w:eastAsia="ro-RO"/>
+              </w:rPr>
+              <w:t>Nr. Crt.</w:t>
+            </w:r>
+          </w:p>
+        </w:tc>
+        <w:tc>
+          <w:tcPr>
+            <w:tcW w:w="3015" w:type="dxa"/>
+            <w:tcBorders>
+              <w:top w:val="single" w:sz="4" w:space="0" w:color="000000"/>
+              <w:left w:val="single" w:sz="4" w:space="0" w:color="000000"/>
+              <w:bottom w:val="single" w:sz="4" w:space="0" w:color="000000"/>
+              <w:right w:val="single" w:sz="4" w:space="0" w:color="000000"/>
+            </w:tcBorders>
+            <w:vAlign w:val="center"/>
+          </w:tcPr>
+          <w:p>
+            <w:pPr>
+              <w:pStyle w:val="Normal"/>
+              <w:spacing w:before="0" w:after="160"/>
+              <w:jc w:val="center"/>
+              <w:rPr>
+                <w:rFonts w:ascii="Aptos" w:hAnsi="Aptos"/>
+                <w:bCs/>
+                <w:lang w:val="ro-RO" w:eastAsia="ro-RO"/>
+              </w:rPr>
+            </w:pPr>
+            <w:r>
+              <w:rPr>
+                <w:rFonts w:ascii="Aptos" w:hAnsi="Aptos"/>
+                <w:bCs/>
+                <w:lang w:val="ro-RO" w:eastAsia="ro-RO"/>
+              </w:rPr>
+              <w:t>Denumire produs</w:t>
+            </w:r>
+          </w:p>
+        </w:tc>
+        <w:tc>
+          <w:tcPr>
+            <w:tcW w:w="1410" w:type="dxa"/>
+            <w:tcBorders>
+              <w:top w:val="single" w:sz="4" w:space="0" w:color="000000"/>
+              <w:left w:val="single" w:sz="4" w:space="0" w:color="000000"/>
+              <w:bottom w:val="single" w:sz="4" w:space="0" w:color="000000"/>
+              <w:right w:val="single" w:sz="4" w:space="0" w:color="000000"/>
+            </w:tcBorders>
+            <w:vAlign w:val="center"/>
+          </w:tcPr>
+          <w:p>
+            <w:pPr>
+              <w:pStyle w:val="Normal"/>
+              <w:spacing w:before="0" w:after="160"/>
+              <w:jc w:val="center"/>
+              <w:rPr>
+                <w:rFonts w:ascii="Aptos" w:hAnsi="Aptos"/>
+                <w:bCs/>
+                <w:lang w:val="ro-RO" w:eastAsia="ro-RO"/>
+              </w:rPr>
+            </w:pPr>
+            <w:r>
+              <w:rPr>
+                <w:rFonts w:ascii="Aptos" w:hAnsi="Aptos"/>
+                <w:bCs/>
+                <w:lang w:val="ro-RO" w:eastAsia="ro-RO"/>
+              </w:rPr>
+              <w:t>Cod produs</w:t>
+            </w:r>
+          </w:p>
+        </w:tc>
+        <w:tc>
+          <w:tcPr>
+            <w:tcW w:w="3945" w:type="dxa"/>
+            <w:tcBorders>
+              <w:top w:val="single" w:sz="4" w:space="0" w:color="000000"/>
+              <w:left w:val="single" w:sz="4" w:space="0" w:color="000000"/>
+              <w:bottom w:val="single" w:sz="4" w:space="0" w:color="000000"/>
+              <w:right w:val="single" w:sz="4" w:space="0" w:color="000000"/>
+            </w:tcBorders>
+          </w:tcPr>
+          <w:p>
+            <w:pPr>
+              <w:pStyle w:val="Normal"/>
+              <w:spacing w:before="0" w:after="160"/>
+              <w:jc w:val="center"/>
+              <w:rPr>
+                <w:rFonts w:ascii="Aptos" w:hAnsi="Aptos"/>
+                <w:bCs/>
+                <w:lang w:val="ro-RO" w:eastAsia="ro-RO"/>
+              </w:rPr>
+            </w:pPr>
+            <w:r>
+              <w:rPr>
+                <w:rFonts w:ascii="Aptos" w:hAnsi="Aptos"/>
+                <w:bCs/>
+                <w:lang w:val="ro-RO" w:eastAsia="ro-RO"/>
+              </w:rPr>
+              <w:t>Cantitate</w:t>
+            </w:r>
+          </w:p>
+        </w:tc>
+      </w:tr>
+      <w:tr>
+        <w:trPr>
+          <w:trHeight w:val="583" w:hRule="atLeast"/>
+        </w:trPr>
+        <w:tc>
+          <w:tcPr>
+            <w:tcW w:w="720" w:type="dxa"/>
+            <w:tcBorders>
+              <w:top w:val="single" w:sz="4" w:space="0" w:color="000000"/>
+              <w:left w:val="single" w:sz="4" w:space="0" w:color="000000"/>
+              <w:bottom w:val="single" w:sz="4" w:space="0" w:color="000000"/>
+              <w:right w:val="single" w:sz="4" w:space="0" w:color="000000"/>
+            </w:tcBorders>
+            <w:vAlign w:val="center"/>
+          </w:tcPr>
+          <w:p>
+            <w:pPr>
+              <w:pStyle w:val="Normal"/>
+              <w:spacing w:before="0" w:after="160"/>
+              <w:jc w:val="center"/>
+              <w:rPr>
+                <w:b/>
+                <w:bCs/>
+              </w:rPr>
+            </w:pPr>
+            <w:r>
+              <w:rPr>
+                <w:rFonts w:ascii="Aptos" w:hAnsi="Aptos"/>
+                <w:b/>
+                <w:bCs/>
+                <w:lang w:val="ro-RO" w:eastAsia="ro-RO"/>
+              </w:rPr>
+              <w:t>${nr}</w:t>
+            </w:r>
+          </w:p>
+        </w:tc>
+        <w:tc>
+          <w:tcPr>
+            <w:tcW w:w="3015" w:type="dxa"/>
+            <w:tcBorders>
+              <w:top w:val="single" w:sz="4" w:space="0" w:color="000000"/>
+              <w:left w:val="single" w:sz="4" w:space="0" w:color="000000"/>
+              <w:bottom w:val="single" w:sz="4" w:space="0" w:color="000000"/>
+              <w:right w:val="single" w:sz="4" w:space="0" w:color="000000"/>
+            </w:tcBorders>
+            <w:vAlign w:val="center"/>
+          </w:tcPr>
+          <w:p>
+            <w:pPr>
+              <w:pStyle w:val="Normal"/>
+              <w:spacing w:before="0" w:after="160"/>
+              <w:rPr>
+                <w:rFonts w:ascii="Aptos" w:hAnsi="Aptos"/>
+                <w:b/>
+                <w:bCs/>
+                <w:color w:val="000000"/>
+                <w:lang w:val="ro-RO" w:eastAsia="ro-RO"/>
+              </w:rPr>
+            </w:pPr>
+            <w:r>
+              <w:rPr>
+                <w:rFonts w:ascii="Aptos" w:hAnsi="Aptos"/>
+                <w:b/>
+                <w:bCs/>
+                <w:color w:val="000000"/>
+                <w:lang w:val="ro-RO" w:eastAsia="ro-RO"/>
+              </w:rPr>
+              <w:t>${productName}</w:t>
+            </w:r>
+          </w:p>
+        </w:tc>
+        <w:tc>
+          <w:tcPr>
+            <w:tcW w:w="1410" w:type="dxa"/>
+            <w:tcBorders>
+              <w:top w:val="single" w:sz="4" w:space="0" w:color="000000"/>
+              <w:left w:val="single" w:sz="4" w:space="0" w:color="000000"/>
+              <w:bottom w:val="single" w:sz="4" w:space="0" w:color="000000"/>
+              <w:right w:val="single" w:sz="4" w:space="0" w:color="000000"/>
+            </w:tcBorders>
+            <w:vAlign w:val="center"/>
+          </w:tcPr>
+          <w:p>
+            <w:pPr>
+              <w:pStyle w:val="Normal"/>
+              <w:spacing w:lineRule="auto" w:line="240" w:before="0" w:after="160"/>
               <w:rPr>
                 <w:rFonts w:ascii="Aptos" w:hAnsi="Aptos"/>
                 <w:b/>
@@ -633,7 +925,37 @@
                 <w:b/>
                 <w:lang w:val="ro-RO" w:eastAsia="ro-RO"/>
               </w:rPr>
-              <w:t>${serialNumber}</w:t>
+              <w:t>${productCod}</w:t>
+            </w:r>
+          </w:p>
+        </w:tc>
+        <w:tc>
+          <w:tcPr>
+            <w:tcW w:w="3945" w:type="dxa"/>
+            <w:tcBorders>
+              <w:top w:val="single" w:sz="4" w:space="0" w:color="000000"/>
+              <w:left w:val="single" w:sz="4" w:space="0" w:color="000000"/>
+              <w:bottom w:val="single" w:sz="4" w:space="0" w:color="000000"/>
+              <w:right w:val="single" w:sz="4" w:space="0" w:color="000000"/>
+            </w:tcBorders>
+          </w:tcPr>
+          <w:p>
+            <w:pPr>
+              <w:pStyle w:val="Normal"/>
+              <w:spacing w:before="0" w:after="160"/>
+              <w:rPr>
+                <w:rFonts w:ascii="Aptos" w:hAnsi="Aptos"/>
+                <w:b/>
+                <w:lang w:val="ro-RO" w:eastAsia="ro-RO"/>
+              </w:rPr>
+            </w:pPr>
+            <w:r>
+              <w:rPr>
+                <w:rFonts w:ascii="Aptos" w:hAnsi="Aptos"/>
+                <w:b/>
+                <w:lang w:val="ro-RO" w:eastAsia="ro-RO"/>
+              </w:rPr>
+              <w:t>${productQuantity}</w:t>
             </w:r>
           </w:p>
         </w:tc>
@@ -818,16 +1140,7 @@
           <w:szCs w:val="24"/>
           <w:lang w:val="ro-RO"/>
         </w:rPr>
-        <w:t xml:space="preserve">                                                                 </w:t>
-      </w:r>
-      <w:r>
-        <w:rPr>
-          <w:rFonts w:cs="Calibri"/>
-          <w:sz w:val="24"/>
-          <w:szCs w:val="24"/>
-          <w:lang w:val="ro-RO"/>
-        </w:rPr>
-        <w:t>$</w:t>
+        <w:t xml:space="preserve">                                                                 $</w:t>
       </w:r>
       <w:r>
         <w:rPr>
@@ -918,7 +1231,7 @@
     </w:r>
     <w:r>
       <w:rPr/>
-      <w:t>1</w:t>
+      <w:t>2</w:t>
     </w:r>
     <w:r>
       <w:rPr/>
@@ -952,7 +1265,7 @@
     </w:r>
     <w:r>
       <w:rPr/>
-      <w:t>1</w:t>
+      <w:t>2</w:t>
     </w:r>
     <w:r>
       <w:rPr/>
@@ -987,7 +1300,7 @@
     <w:r>
       <w:rPr/>
       <w:drawing>
-        <wp:anchor behindDoc="1" distT="0" distB="0" distL="0" distR="0" simplePos="0" locked="0" layoutInCell="0" allowOverlap="1" relativeHeight="2">
+        <wp:anchor behindDoc="1" distT="0" distB="0" distL="0" distR="0" simplePos="0" locked="0" layoutInCell="0" allowOverlap="1" relativeHeight="3">
           <wp:simplePos x="0" y="0"/>
           <wp:positionH relativeFrom="margin">
             <wp:posOffset>-590550</wp:posOffset>
@@ -1052,7 +1365,7 @@
     <w:r>
       <w:rPr/>
       <w:drawing>
-        <wp:anchor behindDoc="1" distT="0" distB="0" distL="0" distR="0" simplePos="0" locked="0" layoutInCell="0" allowOverlap="1" relativeHeight="2">
+        <wp:anchor behindDoc="1" distT="0" distB="0" distL="0" distR="0" simplePos="0" locked="0" layoutInCell="0" allowOverlap="1" relativeHeight="3">
           <wp:simplePos x="0" y="0"/>
           <wp:positionH relativeFrom="margin">
             <wp:posOffset>-590550</wp:posOffset>
